--- a/08_manuscript/out/methods_export.docx
+++ b/08_manuscript/out/methods_export.docx
@@ -12,7 +12,7 @@
     </w:p>
     <w:p>
       <w:r>
-        <w:t>All experiments were performed using mice on a C57BL/6J genetic background. Ephb1 mutant mice and wild-type littermates were used in this study. Ephb1 mutant mice were obtained from the piggyBac (PB) transposon-based mouse mutant library at the Institute of Developmental Biology and Molecular Medicine, Fudan University. Mice were housed under specific pathogen-free (SPF) conditions with controlled temperature, humidity, and a 12 h light/12 h dark cycle. Animals had ad libitum access to sterilized standard chow and acidified drinking water. Genotypes were confirmed by PCR-based analysis, and mice aged 6 weeks or older were used for experiments. All animal procedures were approved by the Institutional Animal Care and Use Committee of Fudan University and conducted in accordance with relevant guidelines and regulations.</w:t>
+        <w:t>All experiments were performed using mice on a C57BL/6J genetic background. Ephb1 mutant mice and wild-type littermates were used in this study. Ephb1 mutant mice were obtained from the piggyBac (PB) transposon-based mouse mutant library at the Institute of Developmental Biology and Molecular Medicine, Fudan University. Mice were housed under specific pathogen-free (SPF) conditions with controlled temperature, humidity, and a 12 h light/12 h dark cycle. Animals had ad libitum access to sterilized standard chow and acidified drinking water. Genotypes were confirmed by PCR-based analysis, and mice aged 6-10 weeks were used for experiments. All animal procedures were approved by the Institutional Animal Care and Use Committee of Fudan University and conducted in accordance with relevant guidelines and regulations.</w:t>
       </w:r>
     </w:p>
     <w:p>
@@ -25,7 +25,7 @@
     </w:p>
     <w:p>
       <w:r>
-        <w:t>Primary peritoneal macrophages were isolated from 6–10-week-old C57BL/6J wild-type and Ephb1-deficient mice. To elicit macrophage recruitment, mice were intraperitoneally injected with 1–2 mL of sterile 4% thioglycollate medium. Three days after injection, peritoneal exudate cells were harvested by lavage with pre-warmed phosphate-buffered saline (PBS). Recovered cells were collected by centrifugation and subjected to red blood cell lysis when necessary. Cells were resuspended in RPMI 1640 medium supplemented with 10% fetal bovine serum and antibiotics, counted, and seeded at the indicated densities. After 1–2 h of incubation, non-adherent cells were removed by gentle washing with PBS, and adherent macrophages were cultured overnight before downstream stimulation and assay procedures.</w:t>
+        <w:t>Primary peritoneal macrophages were isolated from 6–10-week-old C57BL/6J wild-type and Ephb1-deficient mice. To elicit macrophage recruitment, mice were intraperitoneally injected with 2 mL of sterile 4% thioglycollate medium. Three days after injection, peritoneal exudate cells were harvested by lavage with pre-warmed phosphate-buffered saline (PBS). Recovered cells were collected by centrifugation and subjected to red blood cell lysis when necessary. Cells were resuspended in RPMI 1640 medium supplemented with 10% fetal bovine serum and antibiotics, counted, and seeded at the indicated densities. After 1–2 h of incubation, non-adherent cells were removed by gentle washing with PBS, and adherent macrophages were cultured overnight before downstream stimulation and assay procedures.</w:t>
       </w:r>
     </w:p>
     <w:p>

--- a/08_manuscript/out/methods_export.docx
+++ b/08_manuscript/out/methods_export.docx
@@ -168,7 +168,7 @@
     </w:p>
     <w:p>
       <w:r>
-        <w:t>Statistical analyses were performed to compare experimental groups and evaluate the significance and consistency of observed effects. Data analysis and visualization were conducted using R and Python. Data distributions were assessed for normality prior to statistical testing, and appropriate parametric or non-parametric tests were selected accordingly. Two-group comparisons were performed using two-tailed Student’s t-tests or non-parametric alternatives, while multi-group comparisons were analyzed using analysis of variance (ANOVA) with appropriate post hoc tests. Data are presented as mean ± SEM unless otherwise indicated, with individual data points shown where appropriate. All statistical tests were two-sided, and P values less than 0.05 were considered statistically significant. Detailed information on sample size, statistical tests, and significance values is provided in the corresponding figure legends.</w:t>
+        <w:t>Statistical analyses were performed to compare experimental groups and evaluate the significance and consistency of observed effects. Data analysis and visualization were conducted using R and Python. Data distributions were assessed for normality prior to statistical testing, and appropriate parametric or non-parametric tests were selected accordingly. Two-group comparisons were performed using two-tailed Student’s t-tests or non-parametric alternatives, while multi-group comparisons were analyzed using analysis of variance (ANOVA) with appropriate post hoc tests. Data are presented as mean ± SD unless otherwise indicated, with individual data points shown where appropriate. All statistical tests were two-sided, and P values less than 0.05 were considered statistically significant. Detailed information on sample size, statistical tests, and significance values is provided in the corresponding figure legends.</w:t>
       </w:r>
     </w:p>
     <w:p>
